--- a/formatted/jhoar-resume.docx
+++ b/formatted/jhoar-resume.docx
@@ -24,7 +24,7 @@
           <w:color w:val="646464"/>
           <w:sz w:val="28"/>
         </w:rPr>
-        <w:t>Technology Educator, Software Developer, Game Developer</w:t>
+        <w:t>Technology Educator, Software/Game Developer</w:t>
       </w:r>
     </w:p>
     <w:p>
@@ -648,7 +648,7 @@
         <w:pStyle w:val="Heading2"/>
       </w:pPr>
       <w:r>
-        <w:t>Awards &amp; Honors</w:t>
+        <w:t>Awards &amp; Honours</w:t>
       </w:r>
     </w:p>
     <w:p>
@@ -726,38 +726,6 @@
         <w:pStyle w:val="Heading2"/>
       </w:pPr>
       <w:r>
-        <w:t>Languages</w:t>
-      </w:r>
-    </w:p>
-    <w:p>
-      <w:pPr>
-        <w:pStyle w:val="ListBullet"/>
-      </w:pPr>
-      <w:r>
-        <w:t>English: native</w:t>
-      </w:r>
-    </w:p>
-    <w:p>
-      <w:pPr>
-        <w:pStyle w:val="ListBullet"/>
-      </w:pPr>
-      <w:r>
-        <w:t>French: intermediate</w:t>
-      </w:r>
-    </w:p>
-    <w:p>
-      <w:pPr>
-        <w:pStyle w:val="ListBullet"/>
-      </w:pPr>
-      <w:r>
-        <w:t>Spanish: rudimentary</w:t>
-      </w:r>
-    </w:p>
-    <w:p>
-      <w:pPr>
-        <w:pStyle w:val="Heading2"/>
-      </w:pPr>
-      <w:r>
         <w:t>Portfolio</w:t>
       </w:r>
     </w:p>
@@ -770,10 +738,10 @@
           <w:color w:val="3D5AF1"/>
           <w:u w:val="single"/>
         </w:rPr>
-        <w:t>Work Samples</w:t>
+        <w:t>xcodegirl/career</w:t>
       </w:r>
       <w:r>
-        <w:t xml:space="preserve"> - https://github.com/xcodegirl/career</w:t>
+        <w:t xml:space="preserve"> - https://github.com/xcodegirl/career/blob/main/xcodegirl-work-samples.md</w:t>
       </w:r>
     </w:p>
     <w:p>
